--- a/Students_Performance_Project/README.docx
+++ b/Students_Performance_Project/README.docx
@@ -1527,135 +1527,149 @@
           <w:sz w:val="24"/>
           <w:szCs w:val="24"/>
         </w:rPr>
-        <w:t xml:space="preserve"> Average score among students with parents who have master’s degree is 73.60, 71.92 among those with parents of bachelor’s degree, 69.57 </w:t>
-      </w:r>
-      <w:r>
-        <w:rPr>
-          <w:rFonts w:ascii="Times New Roman" w:hAnsi="Times New Roman" w:cs="Times New Roman"/>
-          <w:sz w:val="24"/>
-          <w:szCs w:val="24"/>
-        </w:rPr>
-        <w:t xml:space="preserve">among those with parents of </w:t>
-      </w:r>
-      <w:r>
-        <w:rPr>
-          <w:rFonts w:ascii="Times New Roman" w:hAnsi="Times New Roman" w:cs="Times New Roman"/>
-          <w:sz w:val="24"/>
-          <w:szCs w:val="24"/>
-        </w:rPr>
-        <w:t>associate’s</w:t>
-      </w:r>
-      <w:r>
-        <w:rPr>
-          <w:rFonts w:ascii="Times New Roman" w:hAnsi="Times New Roman" w:cs="Times New Roman"/>
-          <w:sz w:val="24"/>
-          <w:szCs w:val="24"/>
-        </w:rPr>
-        <w:t xml:space="preserve"> degree</w:t>
-      </w:r>
-      <w:r>
-        <w:rPr>
-          <w:rFonts w:ascii="Times New Roman" w:hAnsi="Times New Roman" w:cs="Times New Roman"/>
-          <w:sz w:val="24"/>
-          <w:szCs w:val="24"/>
-        </w:rPr>
-        <w:t xml:space="preserve">, 68.48 </w:t>
-      </w:r>
-      <w:r>
-        <w:rPr>
-          <w:rFonts w:ascii="Times New Roman" w:hAnsi="Times New Roman" w:cs="Times New Roman"/>
-          <w:sz w:val="24"/>
-          <w:szCs w:val="24"/>
-        </w:rPr>
-        <w:t xml:space="preserve">among those with </w:t>
-      </w:r>
-      <w:r>
-        <w:rPr>
-          <w:rFonts w:ascii="Times New Roman" w:hAnsi="Times New Roman" w:cs="Times New Roman"/>
-          <w:sz w:val="24"/>
-          <w:szCs w:val="24"/>
-        </w:rPr>
-        <w:t>parents with some collage qualification and in that order.</w:t>
-      </w:r>
+        <w:t xml:space="preserve"> Average score among students with parents who have master’s degree is 73.60, 71.92 among those with parents of bachelor’s degree, 69.57 among those with parents of associate’s degree, 68.48 among those with parents with some collage qualification and in that order.</w:t>
+      </w:r>
+    </w:p>
+    <w:p>
+      <w:pPr>
+        <w:pStyle w:val="ListParagraph"/>
+        <w:rPr>
+          <w:rFonts w:ascii="Times New Roman" w:hAnsi="Times New Roman" w:cs="Times New Roman"/>
+          <w:sz w:val="24"/>
+          <w:szCs w:val="24"/>
+        </w:rPr>
+      </w:pPr>
+    </w:p>
+    <w:p>
+      <w:pPr>
+        <w:pStyle w:val="ListParagraph"/>
+        <w:rPr>
+          <w:rFonts w:ascii="Times New Roman" w:hAnsi="Times New Roman" w:cs="Times New Roman"/>
+          <w:sz w:val="24"/>
+          <w:szCs w:val="24"/>
+        </w:rPr>
+      </w:pPr>
+    </w:p>
+    <w:p>
+      <w:pPr>
+        <w:pStyle w:val="ListParagraph"/>
+        <w:rPr>
+          <w:rFonts w:ascii="Times New Roman" w:hAnsi="Times New Roman" w:cs="Times New Roman"/>
+          <w:sz w:val="24"/>
+          <w:szCs w:val="24"/>
+        </w:rPr>
+      </w:pPr>
+      <w:proofErr w:type="spellStart"/>
+      <w:r>
+        <w:rPr>
+          <w:rFonts w:ascii="Times New Roman" w:hAnsi="Times New Roman" w:cs="Times New Roman"/>
+          <w:sz w:val="24"/>
+          <w:szCs w:val="24"/>
+        </w:rPr>
+        <w:t>Acces</w:t>
+      </w:r>
+      <w:proofErr w:type="spellEnd"/>
+      <w:r>
+        <w:rPr>
+          <w:rFonts w:ascii="Times New Roman" w:hAnsi="Times New Roman" w:cs="Times New Roman"/>
+          <w:sz w:val="24"/>
+          <w:szCs w:val="24"/>
+        </w:rPr>
+        <w:t xml:space="preserve"> </w:t>
+      </w:r>
+      <w:proofErr w:type="spellStart"/>
+      <w:r>
+        <w:rPr>
+          <w:rFonts w:ascii="Times New Roman" w:hAnsi="Times New Roman" w:cs="Times New Roman"/>
+          <w:sz w:val="24"/>
+          <w:szCs w:val="24"/>
+        </w:rPr>
+        <w:t>pbix</w:t>
+      </w:r>
+      <w:proofErr w:type="spellEnd"/>
+      <w:r>
+        <w:rPr>
+          <w:rFonts w:ascii="Times New Roman" w:hAnsi="Times New Roman" w:cs="Times New Roman"/>
+          <w:sz w:val="24"/>
+          <w:szCs w:val="24"/>
+        </w:rPr>
+        <w:t xml:space="preserve"> file </w:t>
+      </w:r>
+      <w:proofErr w:type="gramStart"/>
+      <w:r>
+        <w:rPr>
+          <w:rFonts w:ascii="Times New Roman" w:hAnsi="Times New Roman" w:cs="Times New Roman"/>
+          <w:sz w:val="24"/>
+          <w:szCs w:val="24"/>
+        </w:rPr>
+        <w:t>on :</w:t>
+      </w:r>
+      <w:proofErr w:type="gramEnd"/>
+      <w:r>
+        <w:rPr>
+          <w:rFonts w:ascii="Times New Roman" w:hAnsi="Times New Roman" w:cs="Times New Roman"/>
+          <w:sz w:val="24"/>
+          <w:szCs w:val="24"/>
+        </w:rPr>
+        <w:t xml:space="preserve"> </w:t>
+      </w:r>
+      <w:r>
+        <w:rPr>
+          <w:rFonts w:ascii="Times New Roman" w:hAnsi="Times New Roman" w:cs="Times New Roman"/>
+          <w:sz w:val="24"/>
+          <w:szCs w:val="24"/>
+        </w:rPr>
+        <w:t>https://github.com/vimray009/Data-Analytics-Projects</w:t>
+      </w:r>
+    </w:p>
+    <w:p>
+      <w:pPr>
+        <w:pStyle w:val="ListParagraph"/>
+        <w:rPr>
+          <w:rFonts w:ascii="Times New Roman" w:hAnsi="Times New Roman" w:cs="Times New Roman"/>
+          <w:sz w:val="24"/>
+          <w:szCs w:val="24"/>
+        </w:rPr>
+      </w:pPr>
+    </w:p>
+    <w:p>
+      <w:pPr>
+        <w:pStyle w:val="ListParagraph"/>
+        <w:rPr>
+          <w:rFonts w:ascii="Times New Roman" w:hAnsi="Times New Roman" w:cs="Times New Roman"/>
+          <w:sz w:val="24"/>
+          <w:szCs w:val="24"/>
+        </w:rPr>
+      </w:pPr>
+    </w:p>
+    <w:p>
+      <w:pPr>
+        <w:pStyle w:val="ListParagraph"/>
+        <w:rPr>
+          <w:rFonts w:ascii="Times New Roman" w:hAnsi="Times New Roman" w:cs="Times New Roman"/>
+          <w:sz w:val="24"/>
+          <w:szCs w:val="24"/>
+        </w:rPr>
+      </w:pPr>
+      <w:r>
+        <w:rPr>
+          <w:rFonts w:ascii="Times New Roman" w:hAnsi="Times New Roman" w:cs="Times New Roman"/>
+          <w:sz w:val="24"/>
+          <w:szCs w:val="24"/>
+        </w:rPr>
+        <w:t xml:space="preserve"> </w:t>
+      </w:r>
+    </w:p>
+    <w:p>
+      <w:pPr>
+        <w:rPr>
+          <w:rFonts w:ascii="Times New Roman" w:hAnsi="Times New Roman" w:cs="Times New Roman"/>
+          <w:sz w:val="24"/>
+          <w:szCs w:val="24"/>
+        </w:rPr>
+      </w:pPr>
       <w:bookmarkStart w:id="0" w:name="_GoBack"/>
       <w:bookmarkEnd w:id="0"/>
-    </w:p>
-    <w:p>
-      <w:pPr>
-        <w:pStyle w:val="ListParagraph"/>
-        <w:rPr>
-          <w:rFonts w:ascii="Times New Roman" w:hAnsi="Times New Roman" w:cs="Times New Roman"/>
-          <w:sz w:val="24"/>
-          <w:szCs w:val="24"/>
-        </w:rPr>
-      </w:pPr>
-    </w:p>
-    <w:p>
-      <w:pPr>
-        <w:pStyle w:val="ListParagraph"/>
-        <w:rPr>
-          <w:rFonts w:ascii="Times New Roman" w:hAnsi="Times New Roman" w:cs="Times New Roman"/>
-          <w:sz w:val="24"/>
-          <w:szCs w:val="24"/>
-        </w:rPr>
-      </w:pPr>
-    </w:p>
-    <w:p>
-      <w:pPr>
-        <w:pStyle w:val="ListParagraph"/>
-        <w:rPr>
-          <w:rFonts w:ascii="Times New Roman" w:hAnsi="Times New Roman" w:cs="Times New Roman"/>
-          <w:sz w:val="24"/>
-          <w:szCs w:val="24"/>
-        </w:rPr>
-      </w:pPr>
-    </w:p>
-    <w:p>
-      <w:pPr>
-        <w:pStyle w:val="ListParagraph"/>
-        <w:rPr>
-          <w:rFonts w:ascii="Times New Roman" w:hAnsi="Times New Roman" w:cs="Times New Roman"/>
-          <w:sz w:val="24"/>
-          <w:szCs w:val="24"/>
-        </w:rPr>
-      </w:pPr>
-    </w:p>
-    <w:p>
-      <w:pPr>
-        <w:pStyle w:val="ListParagraph"/>
-        <w:rPr>
-          <w:rFonts w:ascii="Times New Roman" w:hAnsi="Times New Roman" w:cs="Times New Roman"/>
-          <w:sz w:val="24"/>
-          <w:szCs w:val="24"/>
-        </w:rPr>
-      </w:pPr>
-    </w:p>
-    <w:p>
-      <w:pPr>
-        <w:pStyle w:val="ListParagraph"/>
-        <w:rPr>
-          <w:rFonts w:ascii="Times New Roman" w:hAnsi="Times New Roman" w:cs="Times New Roman"/>
-          <w:sz w:val="24"/>
-          <w:szCs w:val="24"/>
-        </w:rPr>
-      </w:pPr>
-      <w:r>
-        <w:rPr>
-          <w:rFonts w:ascii="Times New Roman" w:hAnsi="Times New Roman" w:cs="Times New Roman"/>
-          <w:sz w:val="24"/>
-          <w:szCs w:val="24"/>
-        </w:rPr>
-        <w:t xml:space="preserve"> </w:t>
-      </w:r>
-    </w:p>
-    <w:p>
-      <w:pPr>
-        <w:rPr>
-          <w:rFonts w:ascii="Times New Roman" w:hAnsi="Times New Roman" w:cs="Times New Roman"/>
-          <w:sz w:val="24"/>
-          <w:szCs w:val="24"/>
-        </w:rPr>
-      </w:pPr>
     </w:p>
     <w:sectPr>
       <w:pgSz w:w="12240" w:h="15840"/>
